--- a/Documentación técnica y de uso — Sistema E-commerce.docx
+++ b/Documentación técnica y de uso — Sistema E-commerce.docx
@@ -7,8 +7,6 @@
         <w:pStyle w:val="Ttulo1"/>
       </w:pPr>
       <w:bookmarkStart w:id="0" w:name="documentación-técnica-y-de-uso"/>
-      <w:bookmarkStart w:id="1" w:name="_GoBack"/>
-      <w:bookmarkEnd w:id="1"/>
       <w:r>
         <w:t>Documentación técnica y de uso</w:t>
       </w:r>
@@ -17,7 +15,7 @@
       <w:pPr>
         <w:pStyle w:val="Ttulo2"/>
       </w:pPr>
-      <w:bookmarkStart w:id="2" w:name="descripción-general-del-proyecto"/>
+      <w:bookmarkStart w:id="1" w:name="descripción-general-del-proyecto"/>
       <w:r>
         <w:t>1. Descripción general del proyecto</w:t>
       </w:r>
@@ -35,10 +33,7 @@
         <w:pStyle w:val="Textoindependiente"/>
       </w:pPr>
       <w:r>
-        <w:t>El sistema con</w:t>
-      </w:r>
-      <w:r>
-        <w:t>tará además con un panel administrativo desde el cual los responsables del negocio podrán administrar los productos y categorías, consultar los pedidos y actualizar su estado.</w:t>
+        <w:t>El sistema contará además con un panel administrativo desde el cual los responsables del negocio podrán administrar los productos y categorías, consultar los pedidos y actualizar su estado.</w:t>
       </w:r>
     </w:p>
     <w:p>
@@ -46,10 +41,7 @@
         <w:pStyle w:val="Textoindependiente"/>
       </w:pPr>
       <w:r>
-        <w:t>La aplicación estará dividida en tres partes principales: frontend, backend y ba</w:t>
-      </w:r>
-      <w:r>
-        <w:t>se de datos.</w:t>
+        <w:t>La aplicación estará dividida en tres partes principales: frontend, backend y base de datos.</w:t>
       </w:r>
     </w:p>
     <w:p>
@@ -65,10 +57,7 @@
         <w:pStyle w:val="Textoindependiente"/>
       </w:pPr>
       <w:r>
-        <w:t>El backend será responsable de procesar las solicitudes, aplicar las reglas de negocio, validar la información, administrar usuarios y pedidos, comunicar</w:t>
-      </w:r>
-      <w:r>
-        <w:t>se con la base de datos y gestionar la integración con Mercado Pago.</w:t>
+        <w:t>El backend será responsable de procesar las solicitudes, aplicar las reglas de negocio, validar la información, administrar usuarios y pedidos, comunicarse con la base de datos y gestionar la integración con Mercado Pago.</w:t>
       </w:r>
     </w:p>
     <w:p>
@@ -104,13 +93,7 @@
         <w:rPr>
           <w:rStyle w:val="VerbatimChar"/>
         </w:rPr>
-        <w:t xml:space="preserve">   </w:t>
-      </w:r>
-      <w:r>
-        <w:rPr>
-          <w:rStyle w:val="VerbatimChar"/>
-        </w:rPr>
-        <w:t>│</w:t>
+        <w:t xml:space="preserve">   │</w:t>
       </w:r>
       <w:r>
         <w:br/>
@@ -208,10 +191,7 @@
         <w:pStyle w:val="FirstParagraph"/>
       </w:pPr>
       <w:r>
-        <w:t xml:space="preserve">Esta separación permite mantener organizada la aplicación y evita que el frontend tenga acceso </w:t>
-      </w:r>
-      <w:r>
-        <w:t>directo a la base de datos.</w:t>
+        <w:t>Esta separación permite mantener organizada la aplicación y evita que el frontend tenga acceso directo a la base de datos.</w:t>
       </w:r>
     </w:p>
     <w:p>
@@ -225,9 +205,9 @@
       <w:pPr>
         <w:pStyle w:val="Ttulo1"/>
       </w:pPr>
-      <w:bookmarkStart w:id="3" w:name="arquitectura-del-sistema"/>
+      <w:bookmarkStart w:id="2" w:name="arquitectura-del-sistema"/>
       <w:bookmarkEnd w:id="0"/>
-      <w:bookmarkEnd w:id="2"/>
+      <w:bookmarkEnd w:id="1"/>
       <w:r>
         <w:t>2. Arquitectura del sistema</w:t>
       </w:r>
@@ -244,7 +224,7 @@
       <w:pPr>
         <w:pStyle w:val="Ttulo2"/>
       </w:pPr>
-      <w:bookmarkStart w:id="4" w:name="frontend"/>
+      <w:bookmarkStart w:id="3" w:name="frontend"/>
       <w:r>
         <w:lastRenderedPageBreak/>
         <w:t>Frontend</w:t>
@@ -383,217 +363,214 @@
         <w:pStyle w:val="FirstParagraph"/>
       </w:pPr>
       <w:r>
-        <w:t>El frontend nunca tendrá acceso di</w:t>
-      </w:r>
-      <w:r>
-        <w:t>recto a MySQL.</w:t>
+        <w:t>El frontend nunca tendrá acceso directo a MySQL.</w:t>
       </w:r>
     </w:p>
     <w:p>
       <w:pPr>
         <w:pStyle w:val="Ttulo2"/>
       </w:pPr>
-      <w:bookmarkStart w:id="5" w:name="backend"/>
+      <w:bookmarkStart w:id="4" w:name="backend"/>
+      <w:bookmarkEnd w:id="3"/>
+      <w:r>
+        <w:t>Backend</w:t>
+      </w:r>
+    </w:p>
+    <w:p>
+      <w:pPr>
+        <w:pStyle w:val="FirstParagraph"/>
+      </w:pPr>
+      <w:r>
+        <w:t>El backend será el encargado de:</w:t>
+      </w:r>
+    </w:p>
+    <w:p>
+      <w:pPr>
+        <w:pStyle w:val="Compact"/>
+        <w:numPr>
+          <w:ilvl w:val="0"/>
+          <w:numId w:val="3"/>
+        </w:numPr>
+      </w:pPr>
+      <w:r>
+        <w:t>Registrar usuarios.</w:t>
+      </w:r>
+    </w:p>
+    <w:p>
+      <w:pPr>
+        <w:pStyle w:val="Compact"/>
+        <w:numPr>
+          <w:ilvl w:val="0"/>
+          <w:numId w:val="3"/>
+        </w:numPr>
+      </w:pPr>
+      <w:r>
+        <w:t>Iniciar sesión.</w:t>
+      </w:r>
+    </w:p>
+    <w:p>
+      <w:pPr>
+        <w:pStyle w:val="Compact"/>
+        <w:numPr>
+          <w:ilvl w:val="0"/>
+          <w:numId w:val="3"/>
+        </w:numPr>
+      </w:pPr>
+      <w:r>
+        <w:t>Autenticar usuarios.</w:t>
+      </w:r>
+    </w:p>
+    <w:p>
+      <w:pPr>
+        <w:pStyle w:val="Compact"/>
+        <w:numPr>
+          <w:ilvl w:val="0"/>
+          <w:numId w:val="3"/>
+        </w:numPr>
+      </w:pPr>
+      <w:r>
+        <w:t>Autorizar administradores.</w:t>
+      </w:r>
+    </w:p>
+    <w:p>
+      <w:pPr>
+        <w:pStyle w:val="Compact"/>
+        <w:numPr>
+          <w:ilvl w:val="0"/>
+          <w:numId w:val="3"/>
+        </w:numPr>
+      </w:pPr>
+      <w:r>
+        <w:t>Gestionar categorías.</w:t>
+      </w:r>
+    </w:p>
+    <w:p>
+      <w:pPr>
+        <w:pStyle w:val="Compact"/>
+        <w:numPr>
+          <w:ilvl w:val="0"/>
+          <w:numId w:val="3"/>
+        </w:numPr>
+      </w:pPr>
+      <w:r>
+        <w:t>Gestionar productos.</w:t>
+      </w:r>
+    </w:p>
+    <w:p>
+      <w:pPr>
+        <w:pStyle w:val="Compact"/>
+        <w:numPr>
+          <w:ilvl w:val="0"/>
+          <w:numId w:val="3"/>
+        </w:numPr>
+      </w:pPr>
+      <w:r>
+        <w:t>Crear pedidos.</w:t>
+      </w:r>
+    </w:p>
+    <w:p>
+      <w:pPr>
+        <w:pStyle w:val="Compact"/>
+        <w:numPr>
+          <w:ilvl w:val="0"/>
+          <w:numId w:val="3"/>
+        </w:numPr>
+      </w:pPr>
+      <w:r>
+        <w:t>Validar pedidos.</w:t>
+      </w:r>
+    </w:p>
+    <w:p>
+      <w:pPr>
+        <w:pStyle w:val="Compact"/>
+        <w:numPr>
+          <w:ilvl w:val="0"/>
+          <w:numId w:val="3"/>
+        </w:numPr>
+      </w:pPr>
+      <w:r>
+        <w:t>Calcular los precios y totales.</w:t>
+      </w:r>
+    </w:p>
+    <w:p>
+      <w:pPr>
+        <w:pStyle w:val="Compact"/>
+        <w:numPr>
+          <w:ilvl w:val="0"/>
+          <w:numId w:val="3"/>
+        </w:numPr>
+      </w:pPr>
+      <w:r>
+        <w:t>Consultar pedidos.</w:t>
+      </w:r>
+    </w:p>
+    <w:p>
+      <w:pPr>
+        <w:pStyle w:val="Compact"/>
+        <w:numPr>
+          <w:ilvl w:val="0"/>
+          <w:numId w:val="3"/>
+        </w:numPr>
+      </w:pPr>
+      <w:r>
+        <w:t>Actualizar estados.</w:t>
+      </w:r>
+    </w:p>
+    <w:p>
+      <w:pPr>
+        <w:pStyle w:val="Compact"/>
+        <w:numPr>
+          <w:ilvl w:val="0"/>
+          <w:numId w:val="3"/>
+        </w:numPr>
+      </w:pPr>
+      <w:r>
+        <w:t>Crear preferencias de Mercado Pago.</w:t>
+      </w:r>
+    </w:p>
+    <w:p>
+      <w:pPr>
+        <w:pStyle w:val="Compact"/>
+        <w:numPr>
+          <w:ilvl w:val="0"/>
+          <w:numId w:val="3"/>
+        </w:numPr>
+      </w:pPr>
+      <w:r>
+        <w:t>Recibir y procesar notificaciones de Mercado Pago.</w:t>
+      </w:r>
+    </w:p>
+    <w:p>
+      <w:pPr>
+        <w:pStyle w:val="Compact"/>
+        <w:numPr>
+          <w:ilvl w:val="0"/>
+          <w:numId w:val="3"/>
+        </w:numPr>
+      </w:pPr>
+      <w:r>
+        <w:t>Controlar errores.</w:t>
+      </w:r>
+    </w:p>
+    <w:p>
+      <w:pPr>
+        <w:pStyle w:val="Compact"/>
+        <w:numPr>
+          <w:ilvl w:val="0"/>
+          <w:numId w:val="3"/>
+        </w:numPr>
+      </w:pPr>
+      <w:r>
+        <w:t>Validar los datos recibidos desde el frontend.</w:t>
+      </w:r>
+    </w:p>
+    <w:p>
+      <w:pPr>
+        <w:pStyle w:val="Ttulo2"/>
+      </w:pPr>
+      <w:bookmarkStart w:id="5" w:name="base-de-datos"/>
       <w:bookmarkEnd w:id="4"/>
       <w:r>
-        <w:t>Backend</w:t>
-      </w:r>
-    </w:p>
-    <w:p>
-      <w:pPr>
-        <w:pStyle w:val="FirstParagraph"/>
-      </w:pPr>
-      <w:r>
-        <w:t>El backend será el encargado de:</w:t>
-      </w:r>
-    </w:p>
-    <w:p>
-      <w:pPr>
-        <w:pStyle w:val="Compact"/>
-        <w:numPr>
-          <w:ilvl w:val="0"/>
-          <w:numId w:val="3"/>
-        </w:numPr>
-      </w:pPr>
-      <w:r>
-        <w:t>Registrar usuarios.</w:t>
-      </w:r>
-    </w:p>
-    <w:p>
-      <w:pPr>
-        <w:pStyle w:val="Compact"/>
-        <w:numPr>
-          <w:ilvl w:val="0"/>
-          <w:numId w:val="3"/>
-        </w:numPr>
-      </w:pPr>
-      <w:r>
-        <w:t>Iniciar sesión.</w:t>
-      </w:r>
-    </w:p>
-    <w:p>
-      <w:pPr>
-        <w:pStyle w:val="Compact"/>
-        <w:numPr>
-          <w:ilvl w:val="0"/>
-          <w:numId w:val="3"/>
-        </w:numPr>
-      </w:pPr>
-      <w:r>
-        <w:t>Autenticar usuarios.</w:t>
-      </w:r>
-    </w:p>
-    <w:p>
-      <w:pPr>
-        <w:pStyle w:val="Compact"/>
-        <w:numPr>
-          <w:ilvl w:val="0"/>
-          <w:numId w:val="3"/>
-        </w:numPr>
-      </w:pPr>
-      <w:r>
-        <w:t>Autorizar administradores.</w:t>
-      </w:r>
-    </w:p>
-    <w:p>
-      <w:pPr>
-        <w:pStyle w:val="Compact"/>
-        <w:numPr>
-          <w:ilvl w:val="0"/>
-          <w:numId w:val="3"/>
-        </w:numPr>
-      </w:pPr>
-      <w:r>
-        <w:t>Gestionar categorías.</w:t>
-      </w:r>
-    </w:p>
-    <w:p>
-      <w:pPr>
-        <w:pStyle w:val="Compact"/>
-        <w:numPr>
-          <w:ilvl w:val="0"/>
-          <w:numId w:val="3"/>
-        </w:numPr>
-      </w:pPr>
-      <w:r>
-        <w:t>Gestionar productos.</w:t>
-      </w:r>
-    </w:p>
-    <w:p>
-      <w:pPr>
-        <w:pStyle w:val="Compact"/>
-        <w:numPr>
-          <w:ilvl w:val="0"/>
-          <w:numId w:val="3"/>
-        </w:numPr>
-      </w:pPr>
-      <w:r>
-        <w:t>Crear pedidos.</w:t>
-      </w:r>
-    </w:p>
-    <w:p>
-      <w:pPr>
-        <w:pStyle w:val="Compact"/>
-        <w:numPr>
-          <w:ilvl w:val="0"/>
-          <w:numId w:val="3"/>
-        </w:numPr>
-      </w:pPr>
-      <w:r>
-        <w:t>Validar pedidos.</w:t>
-      </w:r>
-    </w:p>
-    <w:p>
-      <w:pPr>
-        <w:pStyle w:val="Compact"/>
-        <w:numPr>
-          <w:ilvl w:val="0"/>
-          <w:numId w:val="3"/>
-        </w:numPr>
-      </w:pPr>
-      <w:r>
-        <w:t>Calcular los precios y totales.</w:t>
-      </w:r>
-    </w:p>
-    <w:p>
-      <w:pPr>
-        <w:pStyle w:val="Compact"/>
-        <w:numPr>
-          <w:ilvl w:val="0"/>
-          <w:numId w:val="3"/>
-        </w:numPr>
-      </w:pPr>
-      <w:r>
-        <w:t>Consultar pedidos.</w:t>
-      </w:r>
-    </w:p>
-    <w:p>
-      <w:pPr>
-        <w:pStyle w:val="Compact"/>
-        <w:numPr>
-          <w:ilvl w:val="0"/>
-          <w:numId w:val="3"/>
-        </w:numPr>
-      </w:pPr>
-      <w:r>
-        <w:t>Actualizar estados.</w:t>
-      </w:r>
-    </w:p>
-    <w:p>
-      <w:pPr>
-        <w:pStyle w:val="Compact"/>
-        <w:numPr>
-          <w:ilvl w:val="0"/>
-          <w:numId w:val="3"/>
-        </w:numPr>
-      </w:pPr>
-      <w:r>
-        <w:t>Crear preferencias de Mercado Pago.</w:t>
-      </w:r>
-    </w:p>
-    <w:p>
-      <w:pPr>
-        <w:pStyle w:val="Compact"/>
-        <w:numPr>
-          <w:ilvl w:val="0"/>
-          <w:numId w:val="3"/>
-        </w:numPr>
-      </w:pPr>
-      <w:r>
-        <w:t>Recibir y procesar notificaciones de Mercado Pago.</w:t>
-      </w:r>
-    </w:p>
-    <w:p>
-      <w:pPr>
-        <w:pStyle w:val="Compact"/>
-        <w:numPr>
-          <w:ilvl w:val="0"/>
-          <w:numId w:val="3"/>
-        </w:numPr>
-      </w:pPr>
-      <w:r>
-        <w:t>Controlar errores.</w:t>
-      </w:r>
-    </w:p>
-    <w:p>
-      <w:pPr>
-        <w:pStyle w:val="Compact"/>
-        <w:numPr>
-          <w:ilvl w:val="0"/>
-          <w:numId w:val="3"/>
-        </w:numPr>
-      </w:pPr>
-      <w:r>
-        <w:t>Validar los datos recibidos desde el frontend.</w:t>
-      </w:r>
-    </w:p>
-    <w:p>
-      <w:pPr>
-        <w:pStyle w:val="Ttulo2"/>
-      </w:pPr>
-      <w:bookmarkStart w:id="6" w:name="base-de-datos"/>
-      <w:bookmarkEnd w:id="5"/>
-      <w:r>
         <w:t>Base de datos</w:t>
       </w:r>
     </w:p>
@@ -602,10 +579,7 @@
         <w:pStyle w:val="FirstParagraph"/>
       </w:pPr>
       <w:r>
-        <w:t>MySQL almacenará los datos permanentes del sistema</w:t>
-      </w:r>
-      <w:r>
-        <w:t>.</w:t>
+        <w:t>MySQL almacenará los datos permanentes del sistema.</w:t>
       </w:r>
     </w:p>
     <w:p>
@@ -627,9 +601,9 @@
       <w:pPr>
         <w:pStyle w:val="Ttulo1"/>
       </w:pPr>
-      <w:bookmarkStart w:id="7" w:name="tecnologías-utilizadas"/>
-      <w:bookmarkEnd w:id="3"/>
-      <w:bookmarkEnd w:id="6"/>
+      <w:bookmarkStart w:id="6" w:name="tecnologías-utilizadas"/>
+      <w:bookmarkEnd w:id="2"/>
+      <w:bookmarkEnd w:id="5"/>
       <w:r>
         <w:lastRenderedPageBreak/>
         <w:t>3. Tecnologías utilizadas</w:t>
@@ -639,7 +613,7 @@
       <w:pPr>
         <w:pStyle w:val="Ttulo2"/>
       </w:pPr>
-      <w:bookmarkStart w:id="8" w:name="frontend-1"/>
+      <w:bookmarkStart w:id="7" w:name="frontend-1"/>
       <w:r>
         <w:t>Frontend</w:t>
       </w:r>
@@ -708,193 +682,193 @@
       <w:pPr>
         <w:pStyle w:val="Ttulo2"/>
       </w:pPr>
-      <w:bookmarkStart w:id="9" w:name="backend-1"/>
+      <w:bookmarkStart w:id="8" w:name="backend-1"/>
+      <w:bookmarkEnd w:id="7"/>
+      <w:r>
+        <w:t>Backend</w:t>
+      </w:r>
+    </w:p>
+    <w:p>
+      <w:pPr>
+        <w:pStyle w:val="Compact"/>
+        <w:numPr>
+          <w:ilvl w:val="0"/>
+          <w:numId w:val="5"/>
+        </w:numPr>
+      </w:pPr>
+      <w:r>
+        <w:t>Node.js</w:t>
+      </w:r>
+    </w:p>
+    <w:p>
+      <w:pPr>
+        <w:pStyle w:val="Compact"/>
+        <w:numPr>
+          <w:ilvl w:val="0"/>
+          <w:numId w:val="5"/>
+        </w:numPr>
+      </w:pPr>
+      <w:r>
+        <w:t>Express.js</w:t>
+      </w:r>
+    </w:p>
+    <w:p>
+      <w:pPr>
+        <w:pStyle w:val="Compact"/>
+        <w:numPr>
+          <w:ilvl w:val="0"/>
+          <w:numId w:val="5"/>
+        </w:numPr>
+      </w:pPr>
+      <w:r>
+        <w:t>CORS</w:t>
+      </w:r>
+    </w:p>
+    <w:p>
+      <w:pPr>
+        <w:pStyle w:val="Compact"/>
+        <w:numPr>
+          <w:ilvl w:val="0"/>
+          <w:numId w:val="5"/>
+        </w:numPr>
+      </w:pPr>
+      <w:r>
+        <w:t>dotenv</w:t>
+      </w:r>
+    </w:p>
+    <w:p>
+      <w:pPr>
+        <w:pStyle w:val="Compact"/>
+        <w:numPr>
+          <w:ilvl w:val="0"/>
+          <w:numId w:val="5"/>
+        </w:numPr>
+      </w:pPr>
+      <w:r>
+        <w:t>bcrypt</w:t>
+      </w:r>
+    </w:p>
+    <w:p>
+      <w:pPr>
+        <w:pStyle w:val="Compact"/>
+        <w:numPr>
+          <w:ilvl w:val="0"/>
+          <w:numId w:val="5"/>
+        </w:numPr>
+      </w:pPr>
+      <w:r>
+        <w:t>JSON Web Token (JWT)</w:t>
+      </w:r>
+    </w:p>
+    <w:p>
+      <w:pPr>
+        <w:pStyle w:val="Ttulo2"/>
+      </w:pPr>
+      <w:bookmarkStart w:id="9" w:name="base-de-datos-1"/>
       <w:bookmarkEnd w:id="8"/>
       <w:r>
-        <w:t>Backend</w:t>
-      </w:r>
-    </w:p>
-    <w:p>
-      <w:pPr>
-        <w:pStyle w:val="Compact"/>
-        <w:numPr>
-          <w:ilvl w:val="0"/>
-          <w:numId w:val="5"/>
-        </w:numPr>
-      </w:pPr>
-      <w:r>
-        <w:t>Node.js</w:t>
-      </w:r>
-    </w:p>
-    <w:p>
-      <w:pPr>
-        <w:pStyle w:val="Compact"/>
-        <w:numPr>
-          <w:ilvl w:val="0"/>
-          <w:numId w:val="5"/>
-        </w:numPr>
-      </w:pPr>
-      <w:r>
-        <w:t>Express.js</w:t>
-      </w:r>
-    </w:p>
-    <w:p>
-      <w:pPr>
-        <w:pStyle w:val="Compact"/>
-        <w:numPr>
-          <w:ilvl w:val="0"/>
-          <w:numId w:val="5"/>
-        </w:numPr>
-      </w:pPr>
-      <w:r>
-        <w:t>CORS</w:t>
-      </w:r>
-    </w:p>
-    <w:p>
-      <w:pPr>
-        <w:pStyle w:val="Compact"/>
-        <w:numPr>
-          <w:ilvl w:val="0"/>
-          <w:numId w:val="5"/>
-        </w:numPr>
-      </w:pPr>
-      <w:r>
-        <w:t>dotenv</w:t>
-      </w:r>
-    </w:p>
-    <w:p>
-      <w:pPr>
-        <w:pStyle w:val="Compact"/>
-        <w:numPr>
-          <w:ilvl w:val="0"/>
-          <w:numId w:val="5"/>
-        </w:numPr>
-      </w:pPr>
-      <w:r>
-        <w:t>bcrypt</w:t>
-      </w:r>
-    </w:p>
-    <w:p>
-      <w:pPr>
-        <w:pStyle w:val="Compact"/>
-        <w:numPr>
-          <w:ilvl w:val="0"/>
-          <w:numId w:val="5"/>
-        </w:numPr>
-      </w:pPr>
-      <w:r>
-        <w:t>JSON Web Token (JWT)</w:t>
+        <w:t>Base de datos</w:t>
+      </w:r>
+    </w:p>
+    <w:p>
+      <w:pPr>
+        <w:pStyle w:val="Compact"/>
+        <w:numPr>
+          <w:ilvl w:val="0"/>
+          <w:numId w:val="6"/>
+        </w:numPr>
+      </w:pPr>
+      <w:r>
+        <w:t>MySQL</w:t>
+      </w:r>
+    </w:p>
+    <w:p>
+      <w:pPr>
+        <w:pStyle w:val="Compact"/>
+        <w:numPr>
+          <w:ilvl w:val="0"/>
+          <w:numId w:val="6"/>
+        </w:numPr>
+      </w:pPr>
+      <w:r>
+        <w:t>Prisma</w:t>
+      </w:r>
+    </w:p>
+    <w:p>
+      <w:pPr>
+        <w:pStyle w:val="Compact"/>
+        <w:numPr>
+          <w:ilvl w:val="0"/>
+          <w:numId w:val="6"/>
+        </w:numPr>
+      </w:pPr>
+      <w:r>
+        <w:t>@prisma/client</w:t>
       </w:r>
     </w:p>
     <w:p>
       <w:pPr>
         <w:pStyle w:val="Ttulo2"/>
       </w:pPr>
-      <w:bookmarkStart w:id="10" w:name="base-de-datos-1"/>
+      <w:bookmarkStart w:id="10" w:name="pagos"/>
       <w:bookmarkEnd w:id="9"/>
       <w:r>
-        <w:t>Base de datos</w:t>
-      </w:r>
-    </w:p>
-    <w:p>
-      <w:pPr>
-        <w:pStyle w:val="Compact"/>
-        <w:numPr>
-          <w:ilvl w:val="0"/>
-          <w:numId w:val="6"/>
-        </w:numPr>
-      </w:pPr>
-      <w:r>
-        <w:t>MySQL</w:t>
-      </w:r>
-    </w:p>
-    <w:p>
-      <w:pPr>
-        <w:pStyle w:val="Compact"/>
-        <w:numPr>
-          <w:ilvl w:val="0"/>
-          <w:numId w:val="6"/>
-        </w:numPr>
-      </w:pPr>
-      <w:r>
-        <w:t>Prisma</w:t>
-      </w:r>
-    </w:p>
-    <w:p>
-      <w:pPr>
-        <w:pStyle w:val="Compact"/>
-        <w:numPr>
-          <w:ilvl w:val="0"/>
-          <w:numId w:val="6"/>
-        </w:numPr>
-      </w:pPr>
-      <w:r>
-        <w:t>@prisma/client</w:t>
+        <w:t>Pagos</w:t>
+      </w:r>
+    </w:p>
+    <w:p>
+      <w:pPr>
+        <w:pStyle w:val="Compact"/>
+        <w:numPr>
+          <w:ilvl w:val="0"/>
+          <w:numId w:val="7"/>
+        </w:numPr>
+      </w:pPr>
+      <w:r>
+        <w:t>Mercado Pago</w:t>
       </w:r>
     </w:p>
     <w:p>
       <w:pPr>
         <w:pStyle w:val="Ttulo2"/>
       </w:pPr>
-      <w:bookmarkStart w:id="11" w:name="pagos"/>
+      <w:bookmarkStart w:id="11" w:name="testing"/>
       <w:bookmarkEnd w:id="10"/>
       <w:r>
-        <w:t>Pagos</w:t>
-      </w:r>
-    </w:p>
-    <w:p>
-      <w:pPr>
-        <w:pStyle w:val="Compact"/>
-        <w:numPr>
-          <w:ilvl w:val="0"/>
-          <w:numId w:val="7"/>
-        </w:numPr>
-      </w:pPr>
-      <w:r>
-        <w:t>Mercado Pago</w:t>
+        <w:t>Testing</w:t>
+      </w:r>
+    </w:p>
+    <w:p>
+      <w:pPr>
+        <w:pStyle w:val="Compact"/>
+        <w:numPr>
+          <w:ilvl w:val="0"/>
+          <w:numId w:val="8"/>
+        </w:numPr>
+      </w:pPr>
+      <w:r>
+        <w:t>Jest</w:t>
+      </w:r>
+    </w:p>
+    <w:p>
+      <w:pPr>
+        <w:pStyle w:val="Compact"/>
+        <w:numPr>
+          <w:ilvl w:val="0"/>
+          <w:numId w:val="8"/>
+        </w:numPr>
+      </w:pPr>
+      <w:r>
+        <w:t>Supertest</w:t>
       </w:r>
     </w:p>
     <w:p>
       <w:pPr>
         <w:pStyle w:val="Ttulo2"/>
       </w:pPr>
-      <w:bookmarkStart w:id="12" w:name="testing"/>
+      <w:bookmarkStart w:id="12" w:name="entorno-local"/>
       <w:bookmarkEnd w:id="11"/>
       <w:r>
-        <w:t>Testing</w:t>
-      </w:r>
-    </w:p>
-    <w:p>
-      <w:pPr>
-        <w:pStyle w:val="Compact"/>
-        <w:numPr>
-          <w:ilvl w:val="0"/>
-          <w:numId w:val="8"/>
-        </w:numPr>
-      </w:pPr>
-      <w:r>
-        <w:t>Jest</w:t>
-      </w:r>
-    </w:p>
-    <w:p>
-      <w:pPr>
-        <w:pStyle w:val="Compact"/>
-        <w:numPr>
-          <w:ilvl w:val="0"/>
-          <w:numId w:val="8"/>
-        </w:numPr>
-      </w:pPr>
-      <w:r>
-        <w:t>Supertest</w:t>
-      </w:r>
-    </w:p>
-    <w:p>
-      <w:pPr>
-        <w:pStyle w:val="Ttulo2"/>
-      </w:pPr>
-      <w:bookmarkStart w:id="13" w:name="entorno-local"/>
-      <w:bookmarkEnd w:id="12"/>
-      <w:r>
         <w:t>Entorno local</w:t>
       </w:r>
     </w:p>
@@ -915,10 +889,7 @@
         <w:pStyle w:val="FirstParagraph"/>
       </w:pPr>
       <w:r>
-        <w:t>XAMPP será utilizado principalmente durante el desarrollo para ejecutar MySQL de manera local. No forma parte de la aplicación en s</w:t>
-      </w:r>
-      <w:r>
-        <w:t>í y no necesariamente será utilizado en producción.</w:t>
+        <w:t>XAMPP será utilizado principalmente durante el desarrollo para ejecutar MySQL de manera local. No forma parte de la aplicación en sí y no necesariamente será utilizado en producción.</w:t>
       </w:r>
     </w:p>
     <w:p>
@@ -932,9 +903,9 @@
       <w:pPr>
         <w:pStyle w:val="Ttulo1"/>
       </w:pPr>
-      <w:bookmarkStart w:id="14" w:name="frontend-2"/>
-      <w:bookmarkEnd w:id="7"/>
-      <w:bookmarkEnd w:id="13"/>
+      <w:bookmarkStart w:id="13" w:name="frontend-2"/>
+      <w:bookmarkEnd w:id="6"/>
+      <w:bookmarkEnd w:id="12"/>
       <w:r>
         <w:t>4. Frontend</w:t>
       </w:r>
@@ -953,10 +924,7 @@
       </w:pPr>
       <w:r>
         <w:lastRenderedPageBreak/>
-        <w:t>React permitirá construir la interfaz mediante componentes reutilizables y Vite será utilizado como herramienta de desarrollo y compila</w:t>
-      </w:r>
-      <w:r>
-        <w:t>ción.</w:t>
+        <w:t>React permitirá construir la interfaz mediante componentes reutilizables y Vite será utilizado como herramienta de desarrollo y compilación.</w:t>
       </w:r>
     </w:p>
     <w:p>
@@ -1254,10 +1222,7 @@
         <w:pStyle w:val="FirstParagraph"/>
       </w:pPr>
       <w:r>
-        <w:t>El frontend se encargará principalmente de la present</w:t>
-      </w:r>
-      <w:r>
-        <w:t>ación y de la experiencia del usuario, mientras que las reglas importantes del sistema serán controladas por el backend.</w:t>
+        <w:t>El frontend se encargará principalmente de la presentación y de la experiencia del usuario, mientras que las reglas importantes del sistema serán controladas por el backend.</w:t>
       </w:r>
     </w:p>
     <w:p>
@@ -1271,8 +1236,8 @@
       <w:pPr>
         <w:pStyle w:val="Ttulo1"/>
       </w:pPr>
-      <w:bookmarkStart w:id="15" w:name="backend-2"/>
-      <w:bookmarkEnd w:id="14"/>
+      <w:bookmarkStart w:id="14" w:name="backend-2"/>
+      <w:bookmarkEnd w:id="13"/>
       <w:r>
         <w:t>5. Backend</w:t>
       </w:r>
@@ -1291,10 +1256,7 @@
       </w:pPr>
       <w:r>
         <w:lastRenderedPageBreak/>
-        <w:t>Su función será recibir solicitudes del frontend, validar lo</w:t>
-      </w:r>
-      <w:r>
-        <w:t>s datos, aplicar las reglas del sistema y comunicarse con MySQL mediante Prisma.</w:t>
+        <w:t>Su función será recibir solicitudes del frontend, validar los datos, aplicar las reglas del sistema y comunicarse con MySQL mediante Prisma.</w:t>
       </w:r>
     </w:p>
     <w:p>
@@ -1472,8 +1434,8 @@
       <w:pPr>
         <w:pStyle w:val="Ttulo1"/>
       </w:pPr>
-      <w:bookmarkStart w:id="16" w:name="autenticación-y-seguridad"/>
-      <w:bookmarkEnd w:id="15"/>
+      <w:bookmarkStart w:id="15" w:name="autenticación-y-seguridad"/>
+      <w:bookmarkEnd w:id="14"/>
       <w:r>
         <w:t>6. Autenticación y seguridad</w:t>
       </w:r>
@@ -1499,10 +1461,7 @@
         <w:pStyle w:val="Textoindependiente"/>
       </w:pPr>
       <w:r>
-        <w:t>Las c</w:t>
-      </w:r>
-      <w:r>
-        <w:t>ontraseñas no se almacenarán directamente.</w:t>
+        <w:t>Las contraseñas no se almacenarán directamente.</w:t>
       </w:r>
     </w:p>
     <w:p>
@@ -1584,10 +1543,7 @@
       </w:pPr>
       <w:r>
         <w:lastRenderedPageBreak/>
-        <w:t>De esta manera, la contraseña or</w:t>
-      </w:r>
-      <w:r>
-        <w:t>iginal no se almacena como texto plano.</w:t>
+        <w:t>De esta manera, la contraseña original no se almacena como texto plano.</w:t>
       </w:r>
     </w:p>
     <w:p>
@@ -1663,13 +1619,7 @@
         <w:rPr>
           <w:rStyle w:val="VerbatimChar"/>
         </w:rPr>
-        <w:t>.env.e</w:t>
-      </w:r>
-      <w:r>
-        <w:rPr>
-          <w:rStyle w:val="VerbatimChar"/>
-        </w:rPr>
-        <w:t>xample</w:t>
+        <w:t>.env.example</w:t>
       </w:r>
       <w:r>
         <w:t xml:space="preserve"> para indicar las variables necesarias.</w:t>
@@ -1686,8 +1636,8 @@
       <w:pPr>
         <w:pStyle w:val="Ttulo1"/>
       </w:pPr>
-      <w:bookmarkStart w:id="17" w:name="usuarios-y-roles"/>
-      <w:bookmarkEnd w:id="16"/>
+      <w:bookmarkStart w:id="16" w:name="usuarios-y-roles"/>
+      <w:bookmarkEnd w:id="15"/>
       <w:r>
         <w:t>7. Usuarios y roles</w:t>
       </w:r>
@@ -1750,10 +1700,7 @@
         <w:pStyle w:val="Textoindependiente"/>
       </w:pPr>
       <w:r>
-        <w:t>El usuario no podrá elegir li</w:t>
-      </w:r>
-      <w:r>
-        <w:t>bremente el rol de administrador desde el formulario de registro.</w:t>
+        <w:t>El usuario no podrá elegir libremente el rol de administrador desde el formulario de registro.</w:t>
       </w:r>
     </w:p>
     <w:p>
@@ -1769,10 +1716,7 @@
         <w:pStyle w:val="Textoindependiente"/>
       </w:pPr>
       <w:r>
-        <w:t>Esto evita que una persona pueda modificar una solicitud y registrarse directamente como adm</w:t>
-      </w:r>
-      <w:r>
-        <w:t>inistrador.</w:t>
+        <w:t>Esto evita que una persona pueda modificar una solicitud y registrarse directamente como administrador.</w:t>
       </w:r>
     </w:p>
     <w:p>
@@ -1786,8 +1730,8 @@
       <w:pPr>
         <w:pStyle w:val="Ttulo1"/>
       </w:pPr>
-      <w:bookmarkStart w:id="18" w:name="autorización"/>
-      <w:bookmarkEnd w:id="17"/>
+      <w:bookmarkStart w:id="17" w:name="autorización"/>
+      <w:bookmarkEnd w:id="16"/>
       <w:r>
         <w:t>8. Autorización</w:t>
       </w:r>
@@ -1999,8 +1943,8 @@
       <w:pPr>
         <w:pStyle w:val="Ttulo1"/>
       </w:pPr>
-      <w:bookmarkStart w:id="19" w:name="base-de-datos-2"/>
-      <w:bookmarkEnd w:id="18"/>
+      <w:bookmarkStart w:id="18" w:name="base-de-datos-2"/>
+      <w:bookmarkEnd w:id="17"/>
       <w:r>
         <w:t>9. Base de datos</w:t>
       </w:r>
@@ -2026,10 +1970,7 @@
         <w:pStyle w:val="Textoindependiente"/>
       </w:pPr>
       <w:r>
-        <w:t>La estructura estará compuesta princ</w:t>
-      </w:r>
-      <w:r>
-        <w:t>ipalmente por:</w:t>
+        <w:t>La estructura estará compuesta principalmente por:</w:t>
       </w:r>
     </w:p>
     <w:p>
@@ -2098,8 +2039,8 @@
       <w:pPr>
         <w:pStyle w:val="Ttulo1"/>
       </w:pPr>
-      <w:bookmarkStart w:id="20" w:name="tabla-usuarios"/>
-      <w:bookmarkEnd w:id="19"/>
+      <w:bookmarkStart w:id="19" w:name="tabla-usuarios"/>
+      <w:bookmarkEnd w:id="18"/>
       <w:r>
         <w:t>10. Tabla Usuarios</w:t>
       </w:r>
@@ -2117,10 +2058,7 @@
         <w:pStyle w:val="Textoindependiente"/>
       </w:pPr>
       <w:r>
-        <w:t>Podr</w:t>
-      </w:r>
-      <w:r>
-        <w:t>á contener:</w:t>
+        <w:t>Podrá contener:</w:t>
       </w:r>
     </w:p>
     <w:p>
@@ -2275,13 +2213,7 @@
         <w:rPr>
           <w:rStyle w:val="VerbatimChar"/>
         </w:rPr>
-        <w:t>A</w:t>
-      </w:r>
-      <w:r>
-        <w:rPr>
-          <w:rStyle w:val="VerbatimChar"/>
-        </w:rPr>
-        <w:t>DMIN</w:t>
+        <w:t>ADMIN</w:t>
       </w:r>
     </w:p>
     <w:p>
@@ -2295,8 +2227,8 @@
       <w:pPr>
         <w:pStyle w:val="Ttulo1"/>
       </w:pPr>
-      <w:bookmarkStart w:id="21" w:name="tabla-categorías"/>
-      <w:bookmarkEnd w:id="20"/>
+      <w:bookmarkStart w:id="20" w:name="tabla-categorías"/>
+      <w:bookmarkEnd w:id="19"/>
       <w:r>
         <w:t>11. Tabla Categorías</w:t>
       </w:r>
@@ -2507,10 +2439,7 @@
         <w:pStyle w:val="Textoindependiente"/>
       </w:pPr>
       <w:r>
-        <w:t>No se recomienda guardar simplemente el nomb</w:t>
-      </w:r>
-      <w:r>
-        <w:t>re de la categoría dentro del producto, ya que si posteriormente se modifica el nombre podrían generarse inconsistencias.</w:t>
+        <w:t>No se recomienda guardar simplemente el nombre de la categoría dentro del producto, ya que si posteriormente se modifica el nombre podrían generarse inconsistencias.</w:t>
       </w:r>
     </w:p>
     <w:p>
@@ -2525,8 +2454,8 @@
       <w:pPr>
         <w:pStyle w:val="Ttulo1"/>
       </w:pPr>
-      <w:bookmarkStart w:id="22" w:name="tabla-productos"/>
-      <w:bookmarkEnd w:id="21"/>
+      <w:bookmarkStart w:id="21" w:name="tabla-productos"/>
+      <w:bookmarkEnd w:id="20"/>
       <w:r>
         <w:t>12. Tabla Productos</w:t>
       </w:r>
@@ -2619,13 +2548,7 @@
         <w:rPr>
           <w:rStyle w:val="VerbatimChar"/>
         </w:rPr>
-        <w:t>up</w:t>
-      </w:r>
-      <w:r>
-        <w:rPr>
-          <w:rStyle w:val="VerbatimChar"/>
-        </w:rPr>
-        <w:t>datedAt</w:t>
+        <w:t>updatedAt</w:t>
       </w:r>
     </w:p>
     <w:p>
@@ -2719,8 +2642,8 @@
       <w:pPr>
         <w:pStyle w:val="Ttulo1"/>
       </w:pPr>
-      <w:bookmarkStart w:id="23" w:name="eliminación-y-desactivación-de-productos"/>
-      <w:bookmarkEnd w:id="22"/>
+      <w:bookmarkStart w:id="22" w:name="eliminación-y-desactivación-de-productos"/>
+      <w:bookmarkEnd w:id="21"/>
       <w:r>
         <w:t>13. Eliminación y desactivación de productos</w:t>
       </w:r>
@@ -2912,10 +2835,7 @@
         <w:pStyle w:val="FirstParagraph"/>
       </w:pPr>
       <w:r>
-        <w:t>La eliminación física solamente debería realizarse cuando no afecte a registros históricos o cuando exista un</w:t>
-      </w:r>
-      <w:r>
-        <w:t>a política específica para ello.</w:t>
+        <w:t>La eliminación física solamente debería realizarse cuando no afecte a registros históricos o cuando exista una política específica para ello.</w:t>
       </w:r>
     </w:p>
     <w:p>
@@ -2929,8 +2849,8 @@
       <w:pPr>
         <w:pStyle w:val="Ttulo1"/>
       </w:pPr>
-      <w:bookmarkStart w:id="24" w:name="imágenes-de-productos"/>
-      <w:bookmarkEnd w:id="23"/>
+      <w:bookmarkStart w:id="23" w:name="imágenes-de-productos"/>
+      <w:bookmarkEnd w:id="22"/>
       <w:r>
         <w:t>14. Imágenes de productos</w:t>
       </w:r>
@@ -2975,10 +2895,7 @@
         <w:pStyle w:val="FirstParagraph"/>
       </w:pPr>
       <w:r>
-        <w:t>El lugar concreto donde se almacenará</w:t>
-      </w:r>
-      <w:r>
-        <w:t>n los archivos deberá definirse antes de implementar el CRUD.</w:t>
+        <w:t>El lugar concreto donde se almacenarán los archivos deberá definirse antes de implementar el CRUD.</w:t>
       </w:r>
     </w:p>
     <w:p>
@@ -3008,13 +2925,10 @@
       <w:pPr>
         <w:pStyle w:val="Ttulo1"/>
       </w:pPr>
-      <w:bookmarkStart w:id="25" w:name="tabla-pedidos"/>
-      <w:bookmarkEnd w:id="24"/>
-      <w:r>
-        <w:t>15. Ta</w:t>
-      </w:r>
-      <w:r>
-        <w:t>bla Pedidos</w:t>
+      <w:bookmarkStart w:id="24" w:name="tabla-pedidos"/>
+      <w:bookmarkEnd w:id="23"/>
+      <w:r>
+        <w:t>15. Tabla Pedidos</w:t>
       </w:r>
     </w:p>
     <w:p>
@@ -3189,8 +3103,8 @@
       <w:pPr>
         <w:pStyle w:val="Ttulo1"/>
       </w:pPr>
-      <w:bookmarkStart w:id="26" w:name="tabla-detallepedido"/>
-      <w:bookmarkEnd w:id="25"/>
+      <w:bookmarkStart w:id="25" w:name="tabla-detallepedido"/>
+      <w:bookmarkEnd w:id="24"/>
       <w:r>
         <w:t>16. Tabla DetallePedido</w:t>
       </w:r>
@@ -3303,13 +3217,7 @@
         <w:rPr>
           <w:rStyle w:val="VerbatimChar"/>
         </w:rPr>
-        <w:t xml:space="preserve">Hamburguesa </w:t>
-      </w:r>
-      <w:r>
-        <w:rPr>
-          <w:rStyle w:val="VerbatimChar"/>
-        </w:rPr>
-        <w:t>Bacon</w:t>
+        <w:t>Hamburguesa Bacon</w:t>
       </w:r>
       <w:r>
         <w:br/>
@@ -3352,10 +3260,7 @@
         <w:pStyle w:val="Textoindependiente"/>
       </w:pPr>
       <w:r>
-        <w:t>Esto permite conservar correctamente el historial d</w:t>
-      </w:r>
-      <w:r>
-        <w:t>e las operaciones.</w:t>
+        <w:t>Esto permite conservar correctamente el historial de las operaciones.</w:t>
       </w:r>
     </w:p>
     <w:p>
@@ -3369,8 +3274,8 @@
       <w:pPr>
         <w:pStyle w:val="Ttulo1"/>
       </w:pPr>
-      <w:bookmarkStart w:id="27" w:name="cálculo-de-precios"/>
-      <w:bookmarkEnd w:id="26"/>
+      <w:bookmarkStart w:id="26" w:name="cálculo-de-precios"/>
+      <w:bookmarkEnd w:id="25"/>
       <w:r>
         <w:lastRenderedPageBreak/>
         <w:t>17. Cálculo de precios</w:t>
@@ -3454,13 +3359,7 @@
         <w:rPr>
           <w:rStyle w:val="VerbatimChar"/>
         </w:rPr>
-        <w:t>prod</w:t>
-      </w:r>
-      <w:r>
-        <w:rPr>
-          <w:rStyle w:val="VerbatimChar"/>
-        </w:rPr>
-        <w:t>uctoId = 25</w:t>
+        <w:t>productoId = 25</w:t>
       </w:r>
       <w:r>
         <w:br/>
@@ -3586,13 +3485,7 @@
         <w:rPr>
           <w:rStyle w:val="VerbatimChar"/>
         </w:rPr>
-        <w:t>descuent</w:t>
-      </w:r>
-      <w:r>
-        <w:rPr>
-          <w:rStyle w:val="VerbatimChar"/>
-        </w:rPr>
-        <w:t>os</w:t>
+        <w:t>descuentos</w:t>
       </w:r>
       <w:r>
         <w:br/>
@@ -3623,8 +3516,8 @@
       <w:pPr>
         <w:pStyle w:val="Ttulo1"/>
       </w:pPr>
-      <w:bookmarkStart w:id="28" w:name="creación-de-pedidos"/>
-      <w:bookmarkEnd w:id="27"/>
+      <w:bookmarkStart w:id="27" w:name="creación-de-pedidos"/>
+      <w:bookmarkEnd w:id="26"/>
       <w:r>
         <w:t>18. Creación de pedidos</w:t>
       </w:r>
@@ -3763,10 +3656,7 @@
         <w:pStyle w:val="FirstParagraph"/>
       </w:pPr>
       <w:r>
-        <w:t>El backend no deberá confiar en los precio</w:t>
-      </w:r>
-      <w:r>
-        <w:t>s ni en el total enviados por el frontend.</w:t>
+        <w:t>El backend no deberá confiar en los precios ni en el total enviados por el frontend.</w:t>
       </w:r>
     </w:p>
     <w:p>
@@ -3780,8 +3670,8 @@
       <w:pPr>
         <w:pStyle w:val="Ttulo1"/>
       </w:pPr>
-      <w:bookmarkStart w:id="29" w:name="problemas-con-productos-modificados"/>
-      <w:bookmarkEnd w:id="28"/>
+      <w:bookmarkStart w:id="28" w:name="problemas-con-productos-modificados"/>
+      <w:bookmarkEnd w:id="27"/>
       <w:r>
         <w:t>19. Problemas con productos modificados</w:t>
       </w:r>
@@ -3827,10 +3717,7 @@
         <w:pStyle w:val="FirstParagraph"/>
       </w:pPr>
       <w:r>
-        <w:t>El usuario ag</w:t>
-      </w:r>
-      <w:r>
-        <w:t>rega el producto al carrito.</w:t>
+        <w:t>El usuario agrega el producto al carrito.</w:t>
       </w:r>
     </w:p>
     <w:p>
@@ -3874,10 +3761,7 @@
         <w:pStyle w:val="Textoindependiente"/>
       </w:pPr>
       <w:r>
-        <w:t>De esta forma se evita que el usuario pueda realizar una compra utilizando información des</w:t>
-      </w:r>
-      <w:r>
-        <w:t>actualizada.</w:t>
+        <w:t>De esta forma se evita que el usuario pueda realizar una compra utilizando información desactualizada.</w:t>
       </w:r>
     </w:p>
     <w:p>
@@ -3899,8 +3783,8 @@
       <w:pPr>
         <w:pStyle w:val="Ttulo1"/>
       </w:pPr>
-      <w:bookmarkStart w:id="30" w:name="estados-del-pedido"/>
-      <w:bookmarkEnd w:id="29"/>
+      <w:bookmarkStart w:id="29" w:name="estados-del-pedido"/>
+      <w:bookmarkEnd w:id="28"/>
       <w:r>
         <w:t>20. Estados del pedido</w:t>
       </w:r>
@@ -3974,13 +3858,7 @@
         <w:rPr>
           <w:rStyle w:val="VerbatimChar"/>
         </w:rPr>
-        <w:t>CA</w:t>
-      </w:r>
-      <w:r>
-        <w:rPr>
-          <w:rStyle w:val="VerbatimChar"/>
-        </w:rPr>
-        <w:t>NCELADO</w:t>
+        <w:t>CANCELADO</w:t>
       </w:r>
     </w:p>
     <w:p>
@@ -4102,8 +3980,8 @@
       <w:pPr>
         <w:pStyle w:val="Ttulo1"/>
       </w:pPr>
-      <w:bookmarkStart w:id="31" w:name="estados-del-pago"/>
-      <w:bookmarkEnd w:id="30"/>
+      <w:bookmarkStart w:id="30" w:name="estados-del-pago"/>
+      <w:bookmarkEnd w:id="29"/>
       <w:r>
         <w:t>21. Estados del pago</w:t>
       </w:r>
@@ -4245,8 +4123,8 @@
       <w:pPr>
         <w:pStyle w:val="Ttulo1"/>
       </w:pPr>
-      <w:bookmarkStart w:id="32" w:name="integración-con-mercado-pago"/>
-      <w:bookmarkEnd w:id="31"/>
+      <w:bookmarkStart w:id="31" w:name="integración-con-mercado-pago"/>
+      <w:bookmarkEnd w:id="30"/>
       <w:r>
         <w:t>22. Integración con Mercado Pago</w:t>
       </w:r>
@@ -4522,8 +4400,8 @@
       <w:pPr>
         <w:pStyle w:val="Ttulo1"/>
       </w:pPr>
-      <w:bookmarkStart w:id="33" w:name="webhooks-de-mercado-pago"/>
-      <w:bookmarkEnd w:id="32"/>
+      <w:bookmarkStart w:id="32" w:name="webhooks-de-mercado-pago"/>
+      <w:bookmarkEnd w:id="31"/>
       <w:r>
         <w:t>23. Webhooks de Mercado Pago</w:t>
       </w:r>
@@ -4533,10 +4411,7 @@
         <w:pStyle w:val="FirstParagraph"/>
       </w:pPr>
       <w:r>
-        <w:t>El sistema utilizará notificaciones de Mercado Pago para cono</w:t>
-      </w:r>
-      <w:r>
-        <w:t>cer el resultado de las operaciones.</w:t>
+        <w:t>El sistema utilizará notificaciones de Mercado Pago para conocer el resultado de las operaciones.</w:t>
       </w:r>
     </w:p>
     <w:p>
@@ -4560,10 +4435,7 @@
         <w:pStyle w:val="Textoindependiente"/>
       </w:pPr>
       <w:r>
-        <w:t>No se deberá</w:t>
-      </w:r>
-      <w:r>
-        <w:t xml:space="preserve"> considerar que un pago está aprobado solamente porque el usuario regresó a una página de éxito.</w:t>
+        <w:t>No se deberá considerar que un pago está aprobado solamente porque el usuario regresó a una página de éxito.</w:t>
       </w:r>
     </w:p>
     <w:p>
@@ -4594,13 +4466,10 @@
       <w:pPr>
         <w:pStyle w:val="Ttulo1"/>
       </w:pPr>
-      <w:bookmarkStart w:id="34" w:name="prevención-de-pagos-y-pedidos-duplicados"/>
-      <w:bookmarkEnd w:id="33"/>
-      <w:r>
-        <w:t>24. Preven</w:t>
-      </w:r>
-      <w:r>
-        <w:t>ción de pagos y pedidos duplicados</w:t>
+      <w:bookmarkStart w:id="33" w:name="prevención-de-pagos-y-pedidos-duplicados"/>
+      <w:bookmarkEnd w:id="32"/>
+      <w:r>
+        <w:t>24. Prevención de pagos y pedidos duplicados</w:t>
       </w:r>
     </w:p>
     <w:p>
@@ -4687,10 +4556,7 @@
         <w:pStyle w:val="Textoindependiente"/>
       </w:pPr>
       <w:r>
-        <w:t>El backend deberá utilizar identificadores y validaciones que permita</w:t>
-      </w:r>
-      <w:r>
-        <w:t>n reconocer operaciones ya procesadas.</w:t>
+        <w:t>El backend deberá utilizar identificadores y validaciones que permitan reconocer operaciones ya procesadas.</w:t>
       </w:r>
     </w:p>
     <w:p>
@@ -4704,8 +4570,8 @@
       <w:pPr>
         <w:pStyle w:val="Ttulo1"/>
       </w:pPr>
-      <w:bookmarkStart w:id="35" w:name="api-rest"/>
-      <w:bookmarkEnd w:id="34"/>
+      <w:bookmarkStart w:id="34" w:name="api-rest"/>
+      <w:bookmarkEnd w:id="33"/>
       <w:r>
         <w:t>25. API REST</w:t>
       </w:r>
@@ -4730,7 +4596,7 @@
       <w:pPr>
         <w:pStyle w:val="Ttulo2"/>
       </w:pPr>
-      <w:bookmarkStart w:id="36" w:name="autenticación"/>
+      <w:bookmarkStart w:id="35" w:name="autenticación"/>
       <w:r>
         <w:t>Autenticación</w:t>
       </w:r>
@@ -4759,8 +4625,8 @@
       <w:pPr>
         <w:pStyle w:val="Ttulo2"/>
       </w:pPr>
-      <w:bookmarkStart w:id="37" w:name="productos"/>
-      <w:bookmarkEnd w:id="36"/>
+      <w:bookmarkStart w:id="36" w:name="productos"/>
+      <w:bookmarkEnd w:id="35"/>
       <w:r>
         <w:t>Productos</w:t>
       </w:r>
@@ -4773,13 +4639,7 @@
         <w:rPr>
           <w:rStyle w:val="VerbatimChar"/>
         </w:rPr>
-        <w:t xml:space="preserve">GET    </w:t>
-      </w:r>
-      <w:r>
-        <w:rPr>
-          <w:rStyle w:val="VerbatimChar"/>
-        </w:rPr>
-        <w:t>/api/productos</w:t>
+        <w:t>GET    /api/productos</w:t>
       </w:r>
       <w:r>
         <w:br/>
@@ -4831,10 +4691,66 @@
       <w:pPr>
         <w:pStyle w:val="Ttulo2"/>
       </w:pPr>
-      <w:bookmarkStart w:id="38" w:name="categorías"/>
+      <w:bookmarkStart w:id="37" w:name="categorías"/>
+      <w:bookmarkEnd w:id="36"/>
+      <w:r>
+        <w:t>Categorías</w:t>
+      </w:r>
+    </w:p>
+    <w:p>
+      <w:pPr>
+        <w:pStyle w:val="SourceCode"/>
+      </w:pPr>
+      <w:r>
+        <w:rPr>
+          <w:rStyle w:val="VerbatimChar"/>
+        </w:rPr>
+        <w:t>GET    /api/categorias</w:t>
+      </w:r>
+      <w:r>
+        <w:br/>
+      </w:r>
+      <w:r>
+        <w:rPr>
+          <w:rStyle w:val="VerbatimChar"/>
+        </w:rPr>
+        <w:t>POST   /api/categorias</w:t>
+      </w:r>
+      <w:r>
+        <w:br/>
+      </w:r>
+      <w:r>
+        <w:rPr>
+          <w:rStyle w:val="VerbatimChar"/>
+        </w:rPr>
+        <w:t>PUT    /api/categorias/:id</w:t>
+      </w:r>
+      <w:r>
+        <w:br/>
+      </w:r>
+      <w:r>
+        <w:rPr>
+          <w:rStyle w:val="VerbatimChar"/>
+        </w:rPr>
+        <w:t>DELETE /api/categorias/:id</w:t>
+      </w:r>
+    </w:p>
+    <w:p>
+      <w:pPr>
+        <w:pStyle w:val="FirstParagraph"/>
+      </w:pPr>
+      <w:r>
+        <w:t>Las operaciones administrativas estarán protegidas.</w:t>
+      </w:r>
+    </w:p>
+    <w:p>
+      <w:pPr>
+        <w:pStyle w:val="Ttulo2"/>
+      </w:pPr>
+      <w:bookmarkStart w:id="38" w:name="pedidos"/>
       <w:bookmarkEnd w:id="37"/>
       <w:r>
-        <w:t>Categorías</w:t>
+        <w:t>Pedidos</w:t>
       </w:r>
     </w:p>
     <w:p>
@@ -4845,58 +4761,69 @@
         <w:rPr>
           <w:rStyle w:val="VerbatimChar"/>
         </w:rPr>
-        <w:t>GET    /api/categorias</w:t>
-      </w:r>
-      <w:r>
-        <w:br/>
-      </w:r>
-      <w:r>
-        <w:rPr>
-          <w:rStyle w:val="VerbatimChar"/>
-        </w:rPr>
-        <w:t xml:space="preserve">POST  </w:t>
-      </w:r>
-      <w:r>
-        <w:rPr>
-          <w:rStyle w:val="VerbatimChar"/>
-        </w:rPr>
-        <w:t xml:space="preserve"> /api/categorias</w:t>
-      </w:r>
-      <w:r>
-        <w:br/>
-      </w:r>
-      <w:r>
-        <w:rPr>
-          <w:rStyle w:val="VerbatimChar"/>
-        </w:rPr>
-        <w:t>PUT    /api/categorias/:id</w:t>
-      </w:r>
-      <w:r>
-        <w:br/>
-      </w:r>
-      <w:r>
-        <w:rPr>
-          <w:rStyle w:val="VerbatimChar"/>
-        </w:rPr>
-        <w:t>DELETE /api/categorias/:id</w:t>
-      </w:r>
-    </w:p>
-    <w:p>
-      <w:pPr>
-        <w:pStyle w:val="FirstParagraph"/>
-      </w:pPr>
-      <w:r>
-        <w:t>Las operaciones administrativas estarán protegidas.</w:t>
+        <w:t>POST /api/pedidos</w:t>
+      </w:r>
+      <w:r>
+        <w:br/>
+      </w:r>
+      <w:r>
+        <w:rPr>
+          <w:rStyle w:val="VerbatimChar"/>
+        </w:rPr>
+        <w:t>GET  /api/pedidos</w:t>
+      </w:r>
+      <w:r>
+        <w:br/>
+      </w:r>
+      <w:r>
+        <w:rPr>
+          <w:rStyle w:val="VerbatimChar"/>
+        </w:rPr>
+        <w:t>GET  /api/pedidos/:id</w:t>
+      </w:r>
+      <w:r>
+        <w:br/>
+      </w:r>
+      <w:r>
+        <w:rPr>
+          <w:rStyle w:val="VerbatimChar"/>
+        </w:rPr>
+        <w:t>GET  /api/pedidos/mis-pedidos</w:t>
+      </w:r>
+      <w:r>
+        <w:br/>
+      </w:r>
+      <w:r>
+        <w:rPr>
+          <w:rStyle w:val="VerbatimChar"/>
+        </w:rPr>
+        <w:t>PUT  /api/pedidos/:id/estado</w:t>
+      </w:r>
+    </w:p>
+    <w:p>
+      <w:pPr>
+        <w:pStyle w:val="FirstParagraph"/>
+      </w:pPr>
+      <w:r>
+        <w:t>El acceso a los pedidos deberá respetar los permisos correspondientes.</w:t>
+      </w:r>
+    </w:p>
+    <w:p>
+      <w:pPr>
+        <w:pStyle w:val="Textoindependiente"/>
+      </w:pPr>
+      <w:r>
+        <w:t>Un cliente solamente podrá consultar sus propios pedidos, mientras que un administrador podrá consultar los pedidos necesarios para administrar el negocio.</w:t>
       </w:r>
     </w:p>
     <w:p>
       <w:pPr>
         <w:pStyle w:val="Ttulo2"/>
       </w:pPr>
-      <w:bookmarkStart w:id="39" w:name="pedidos"/>
+      <w:bookmarkStart w:id="39" w:name="mercado-pago"/>
       <w:bookmarkEnd w:id="38"/>
       <w:r>
-        <w:t>Pedidos</w:t>
+        <w:t>Mercado Pago</w:t>
       </w:r>
     </w:p>
     <w:p>
@@ -4907,86 +4834,7 @@
         <w:rPr>
           <w:rStyle w:val="VerbatimChar"/>
         </w:rPr>
-        <w:t>POST /api/pedidos</w:t>
-      </w:r>
-      <w:r>
-        <w:br/>
-      </w:r>
-      <w:r>
-        <w:rPr>
-          <w:rStyle w:val="VerbatimChar"/>
-        </w:rPr>
-        <w:t>GET  /api/pedidos</w:t>
-      </w:r>
-      <w:r>
-        <w:br/>
-      </w:r>
-      <w:r>
-        <w:rPr>
-          <w:rStyle w:val="VerbatimChar"/>
-        </w:rPr>
-        <w:t>GET  /api/pedidos/:id</w:t>
-      </w:r>
-      <w:r>
-        <w:br/>
-      </w:r>
-      <w:r>
-        <w:rPr>
-          <w:rStyle w:val="VerbatimChar"/>
-        </w:rPr>
-        <w:t>GET  /api/pedidos/mis-pedidos</w:t>
-      </w:r>
-      <w:r>
-        <w:br/>
-      </w:r>
-      <w:r>
-        <w:rPr>
-          <w:rStyle w:val="VerbatimChar"/>
-        </w:rPr>
-        <w:t>PUT  /api/pedidos/:id/estado</w:t>
-      </w:r>
-    </w:p>
-    <w:p>
-      <w:pPr>
-        <w:pStyle w:val="FirstParagraph"/>
-      </w:pPr>
-      <w:r>
-        <w:t>El acceso a los pedidos deberá respetar los permisos correspondientes.</w:t>
-      </w:r>
-    </w:p>
-    <w:p>
-      <w:pPr>
-        <w:pStyle w:val="Textoindependiente"/>
-      </w:pPr>
-      <w:r>
-        <w:t>Un cliente solamente podrá consultar sus propios pedidos, mientras que un administrador podrá consultar los pedidos necesarios para administrar el negocio.</w:t>
-      </w:r>
-    </w:p>
-    <w:p>
-      <w:pPr>
-        <w:pStyle w:val="Ttulo2"/>
-      </w:pPr>
-      <w:bookmarkStart w:id="40" w:name="mercado-pago"/>
-      <w:bookmarkEnd w:id="39"/>
-      <w:r>
-        <w:t>Mercado Pago</w:t>
-      </w:r>
-    </w:p>
-    <w:p>
-      <w:pPr>
-        <w:pStyle w:val="SourceCode"/>
-      </w:pPr>
-      <w:r>
-        <w:rPr>
-          <w:rStyle w:val="VerbatimChar"/>
-        </w:rPr>
-        <w:t>POST /api/pagos/</w:t>
-      </w:r>
-      <w:r>
-        <w:rPr>
-          <w:rStyle w:val="VerbatimChar"/>
-        </w:rPr>
-        <w:t>crear-preferencia</w:t>
+        <w:t>POST /api/pagos/crear-preferencia</w:t>
       </w:r>
       <w:r>
         <w:br/>
@@ -5017,9 +4865,9 @@
       <w:pPr>
         <w:pStyle w:val="Ttulo1"/>
       </w:pPr>
-      <w:bookmarkStart w:id="41" w:name="validación-de-datos"/>
-      <w:bookmarkEnd w:id="35"/>
-      <w:bookmarkEnd w:id="40"/>
+      <w:bookmarkStart w:id="40" w:name="validación-de-datos"/>
+      <w:bookmarkEnd w:id="34"/>
+      <w:bookmarkEnd w:id="39"/>
       <w:r>
         <w:t>26. Validación de datos</w:t>
       </w:r>
@@ -5045,10 +4893,7 @@
         <w:pStyle w:val="Textoindependiente"/>
       </w:pPr>
       <w:r>
-        <w:t>La validación del backend será obligatoria porque las solicitudes pueden ser modificadas o enviadas sin utiliza</w:t>
-      </w:r>
-      <w:r>
-        <w:t>r la interfaz.</w:t>
+        <w:t>La validación del backend será obligatoria porque las solicitudes pueden ser modificadas o enviadas sin utilizar la interfaz.</w:t>
       </w:r>
     </w:p>
     <w:p>
@@ -5199,8 +5044,8 @@
       <w:pPr>
         <w:pStyle w:val="Ttulo1"/>
       </w:pPr>
-      <w:bookmarkStart w:id="42" w:name="manejo-de-errores"/>
-      <w:bookmarkEnd w:id="41"/>
+      <w:bookmarkStart w:id="41" w:name="manejo-de-errores"/>
+      <w:bookmarkEnd w:id="40"/>
       <w:r>
         <w:t>27. Manejo de errores</w:t>
       </w:r>
@@ -5245,10 +5090,7 @@
         <w:pStyle w:val="FirstParagraph"/>
       </w:pPr>
       <w:r>
-        <w:t xml:space="preserve">Operación realizada </w:t>
-      </w:r>
-      <w:r>
-        <w:t>correctamente.</w:t>
+        <w:t>Operación realizada correctamente.</w:t>
       </w:r>
     </w:p>
     <w:p>
@@ -5384,8 +5226,8 @@
       <w:pPr>
         <w:pStyle w:val="Ttulo1"/>
       </w:pPr>
-      <w:bookmarkStart w:id="43" w:name="control-de-acceso-a-pedidos"/>
-      <w:bookmarkEnd w:id="42"/>
+      <w:bookmarkStart w:id="42" w:name="control-de-acceso-a-pedidos"/>
+      <w:bookmarkEnd w:id="41"/>
       <w:r>
         <w:lastRenderedPageBreak/>
         <w:t>28. Control de acceso a pedidos</w:t>
@@ -5440,10 +5282,7 @@
         <w:pStyle w:val="Textoindependiente"/>
       </w:pPr>
       <w:r>
-        <w:t>El backend deberá comprobar la propieda</w:t>
-      </w:r>
-      <w:r>
-        <w:t>d del recurso.</w:t>
+        <w:t>El backend deberá comprobar la propiedad del recurso.</w:t>
       </w:r>
     </w:p>
     <w:p>
@@ -5465,8 +5304,8 @@
       <w:pPr>
         <w:pStyle w:val="Ttulo1"/>
       </w:pPr>
-      <w:bookmarkStart w:id="44" w:name="crud-de-productos"/>
-      <w:bookmarkEnd w:id="43"/>
+      <w:bookmarkStart w:id="43" w:name="crud-de-productos"/>
+      <w:bookmarkEnd w:id="42"/>
       <w:r>
         <w:t>29. CRUD de productos</w:t>
       </w:r>
@@ -5513,13 +5352,7 @@
         <w:rPr>
           <w:rStyle w:val="VerbatimChar"/>
         </w:rPr>
-        <w:t>Update → Modifica</w:t>
-      </w:r>
-      <w:r>
-        <w:rPr>
-          <w:rStyle w:val="VerbatimChar"/>
-        </w:rPr>
-        <w:t>r</w:t>
+        <w:t>Update → Modificar</w:t>
       </w:r>
       <w:r>
         <w:br/>
@@ -5674,8 +5507,8 @@
       <w:pPr>
         <w:pStyle w:val="Ttulo1"/>
       </w:pPr>
-      <w:bookmarkStart w:id="45" w:name="panel-administrativo"/>
-      <w:bookmarkEnd w:id="44"/>
+      <w:bookmarkStart w:id="44" w:name="panel-administrativo"/>
+      <w:bookmarkEnd w:id="43"/>
       <w:r>
         <w:lastRenderedPageBreak/>
         <w:t>30. Panel administrativo</w:t>
@@ -5694,10 +5527,7 @@
         <w:pStyle w:val="Textoindependiente"/>
       </w:pPr>
       <w:r>
-        <w:t>No deberá mostrarse como una op</w:t>
-      </w:r>
-      <w:r>
-        <w:t>ción de administración para cualquier visitante del sitio.</w:t>
+        <w:t>No deberá mostrarse como una opción de administración para cualquier visitante del sitio.</w:t>
       </w:r>
     </w:p>
     <w:p>
@@ -5759,10 +5589,7 @@
         <w:pStyle w:val="FirstParagraph"/>
       </w:pPr>
       <w:r>
-        <w:t>La interfaz administrativa deberá mantenerse sep</w:t>
-      </w:r>
-      <w:r>
-        <w:t>arada de las funcionalidades destinadas al cliente.</w:t>
+        <w:t>La interfaz administrativa deberá mantenerse separada de las funcionalidades destinadas al cliente.</w:t>
       </w:r>
     </w:p>
     <w:p>
@@ -5776,8 +5603,8 @@
       <w:pPr>
         <w:pStyle w:val="Ttulo1"/>
       </w:pPr>
-      <w:bookmarkStart w:id="46" w:name="organización-recomendada-del-proyecto"/>
-      <w:bookmarkEnd w:id="45"/>
+      <w:bookmarkStart w:id="45" w:name="organización-recomendada-del-proyecto"/>
+      <w:bookmarkEnd w:id="44"/>
       <w:r>
         <w:t>31. Organización recomendada del proyecto</w:t>
       </w:r>
@@ -5980,29 +5807,16 @@
         </w:rPr>
         <w:t xml:space="preserve">    │   ├── config/</w:t>
       </w:r>
-      <w:r>
-        <w:br/>
-      </w:r>
-      <w:r>
-        <w:rPr>
-          <w:rStyle w:val="VerbatimChar"/>
-        </w:rPr>
-        <w:t xml:space="preserve">    │   ├── utils/</w:t>
-      </w:r>
-      <w:r>
-        <w:br/>
-      </w:r>
-      <w:r>
-        <w:rPr>
-          <w:rStyle w:val="VerbatimChar"/>
-        </w:rPr>
-        <w:t xml:space="preserve">    │ </w:t>
-      </w:r>
-      <w:r>
-        <w:rPr>
-          <w:rStyle w:val="VerbatimChar"/>
-        </w:rPr>
-        <w:t xml:space="preserve">  └── server.js</w:t>
+      <w:bookmarkStart w:id="46" w:name="_GoBack"/>
+      <w:bookmarkEnd w:id="46"/>
+      <w:r>
+        <w:br/>
+      </w:r>
+      <w:r>
+        <w:rPr>
+          <w:rStyle w:val="VerbatimChar"/>
+        </w:rPr>
+        <w:t xml:space="preserve">    │   └── server.js</w:t>
       </w:r>
       <w:r>
         <w:br/>
@@ -6029,16 +5843,16 @@
         <w:rPr>
           <w:rStyle w:val="VerbatimChar"/>
         </w:rPr>
+        <w:t xml:space="preserve">    │   └── schema.prisma</w:t>
+      </w:r>
+      <w:r>
+        <w:br/>
+      </w:r>
+      <w:r>
+        <w:rPr>
+          <w:rStyle w:val="VerbatimChar"/>
+        </w:rPr>
         <w:lastRenderedPageBreak/>
-        <w:t xml:space="preserve">    │   └── schema.prisma</w:t>
-      </w:r>
-      <w:r>
-        <w:br/>
-      </w:r>
-      <w:r>
-        <w:rPr>
-          <w:rStyle w:val="VerbatimChar"/>
-        </w:rPr>
         <w:t xml:space="preserve">    │</w:t>
       </w:r>
       <w:r>
@@ -6100,10 +5914,7 @@
         <w:pStyle w:val="Textoindependiente"/>
       </w:pPr>
       <w:r>
-        <w:t>Los controllers recibirán las solicitudes, los services c</w:t>
-      </w:r>
-      <w:r>
-        <w:t>ontendrán lógica de negocio, los middlewares controlarán autenticación y permisos, y Prisma se encargará del acceso a la base de datos.</w:t>
+        <w:t>Los controllers recibirán las solicitudes, los services contendrán lógica de negocio, los middlewares controlarán autenticación y permisos, y Prisma se encargará del acceso a la base de datos.</w:t>
       </w:r>
     </w:p>
     <w:p>
@@ -6118,7 +5929,7 @@
         <w:pStyle w:val="Ttulo1"/>
       </w:pPr>
       <w:bookmarkStart w:id="47" w:name="variables-de-entorno"/>
-      <w:bookmarkEnd w:id="46"/>
+      <w:bookmarkEnd w:id="45"/>
       <w:r>
         <w:t>32. Variables de entorno</w:t>
       </w:r>
@@ -6276,10 +6087,7 @@
         <w:pStyle w:val="Textoindependiente"/>
       </w:pPr>
       <w:r>
-        <w:t>Las pruebas estarán pri</w:t>
-      </w:r>
-      <w:r>
-        <w:t>ncipalmente orientadas al backend.</w:t>
+        <w:t>Las pruebas estarán principalmente orientadas al backend.</w:t>
       </w:r>
     </w:p>
     <w:p>
@@ -6385,10 +6193,7 @@
         </w:numPr>
       </w:pPr>
       <w:r>
-        <w:t>Creac</w:t>
-      </w:r>
-      <w:r>
-        <w:t>ión de pedidos.</w:t>
+        <w:t>Creación de pedidos.</w:t>
       </w:r>
     </w:p>
     <w:p>
@@ -6521,13 +6326,7 @@
         <w:rPr>
           <w:rStyle w:val="VerbatimChar"/>
         </w:rPr>
-        <w:t>can</w:t>
-      </w:r>
-      <w:r>
-        <w:rPr>
-          <w:rStyle w:val="VerbatimChar"/>
-        </w:rPr>
-        <w:t>tidad = -2</w:t>
+        <w:t>cantidad = -2</w:t>
       </w:r>
     </w:p>
     <w:p>
@@ -6783,13 +6582,7 @@
         <w:rPr>
           <w:rStyle w:val="VerbatimChar"/>
         </w:rPr>
-        <w:t>Regis</w:t>
-      </w:r>
-      <w:r>
-        <w:rPr>
-          <w:rStyle w:val="VerbatimChar"/>
-        </w:rPr>
-        <w:t>tro con email existente</w:t>
+        <w:t>Registro con email existente</w:t>
       </w:r>
       <w:r>
         <w:br/>
@@ -6870,13 +6663,7 @@
         <w:rPr>
           <w:rStyle w:val="VerbatimChar"/>
         </w:rPr>
-        <w:t>Pro</w:t>
-      </w:r>
-      <w:r>
-        <w:rPr>
-          <w:rStyle w:val="VerbatimChar"/>
-        </w:rPr>
-        <w:t>ducto desactivado</w:t>
+        <w:t>Producto desactivado</w:t>
       </w:r>
       <w:r>
         <w:br/>
@@ -6966,10 +6753,7 @@
       </w:pPr>
       <w:r>
         <w:lastRenderedPageBreak/>
-        <w:t>El objetivo d</w:t>
-      </w:r>
-      <w:r>
-        <w:t>e las pruebas no será solamente demostrar que el sistema funciona cuando todo sale bien, sino comprobar que también responde correctamente cuando ocurre un problema.</w:t>
+        <w:t>El objetivo de las pruebas no será solamente demostrar que el sistema funciona cuando todo sale bien, sino comprobar que también responde correctamente cuando ocurre un problema.</w:t>
       </w:r>
     </w:p>
     <w:p>
@@ -7010,10 +6794,7 @@
         <w:pStyle w:val="Textoindependiente"/>
       </w:pPr>
       <w:r>
-        <w:t xml:space="preserve">Esto evita que una prueba pueda modificar o </w:t>
-      </w:r>
-      <w:r>
-        <w:t>eliminar información real del proyecto.</w:t>
+        <w:t>Esto evita que una prueba pueda modificar o eliminar información real del proyecto.</w:t>
       </w:r>
     </w:p>
     <w:p>
@@ -7739,10 +7520,7 @@
         <w:pStyle w:val="FirstParagraph"/>
       </w:pPr>
       <w:r>
-        <w:t>Durante el desarr</w:t>
-      </w:r>
-      <w:r>
-        <w:t>ollo será necesario iniciar MySQL mediante XAMPP.</w:t>
+        <w:t>Durante el desarrollo será necesario iniciar MySQL mediante XAMPP.</w:t>
       </w:r>
     </w:p>
     <w:p>
@@ -7817,10 +7595,7 @@
         <w:pStyle w:val="FirstParagraph"/>
       </w:pPr>
       <w:r>
-        <w:t>Finalmente, React se comunicará con Node/Exp</w:t>
-      </w:r>
-      <w:r>
-        <w:t>ress mediante la API REST.</w:t>
+        <w:t>Finalmente, React se comunicará con Node/Express mediante la API REST.</w:t>
       </w:r>
     </w:p>
     <w:p>
@@ -7938,13 +7713,7 @@
         <w:rPr>
           <w:rStyle w:val="VerbatimChar"/>
         </w:rPr>
-        <w:t xml:space="preserve">   </w:t>
-      </w:r>
-      <w:r>
-        <w:rPr>
-          <w:rStyle w:val="VerbatimChar"/>
-        </w:rPr>
-        <w:t xml:space="preserve">     ↓</w:t>
+        <w:t xml:space="preserve">        ↓</w:t>
       </w:r>
       <w:r>
         <w:br/>
@@ -8230,10 +7999,7 @@
       <w:bookmarkEnd w:id="66"/>
       <w:r>
         <w:lastRenderedPageBreak/>
-        <w:t>Mercad</w:t>
-      </w:r>
-      <w:r>
-        <w:t>o Pago no disponible</w:t>
+        <w:t>Mercado Pago no disponible</w:t>
       </w:r>
     </w:p>
     <w:p>
@@ -8277,10 +8043,7 @@
         <w:pStyle w:val="FirstParagraph"/>
       </w:pPr>
       <w:r>
-        <w:t>El backend deberá</w:t>
-      </w:r>
-      <w:r>
-        <w:t xml:space="preserve"> reconocer que la notificación ya fue procesada y evitar duplicar operaciones.</w:t>
+        <w:t>El backend deberá reconocer que la notificación ya fue procesada y evitar duplicar operaciones.</w:t>
       </w:r>
     </w:p>
     <w:p>
@@ -8335,10 +8098,7 @@
       <w:bookmarkEnd w:id="63"/>
       <w:bookmarkEnd w:id="70"/>
       <w:r>
-        <w:t>44. Consideraciones de segu</w:t>
-      </w:r>
-      <w:r>
-        <w:t>ridad</w:t>
+        <w:t>44. Consideraciones de seguridad</w:t>
       </w:r>
     </w:p>
     <w:p>
@@ -8394,10 +8154,7 @@
         </w:numPr>
       </w:pPr>
       <w:r>
-        <w:t>El frontend no deberá acce</w:t>
-      </w:r>
-      <w:r>
-        <w:t>der directamente a MySQL.</w:t>
+        <w:t>El frontend no deberá acceder directamente a MySQL.</w:t>
       </w:r>
     </w:p>
     <w:p>
@@ -9256,10 +9013,7 @@
         <w:pStyle w:val="FirstParagraph"/>
       </w:pPr>
       <w:r>
-        <w:t>La arquit</w:t>
-      </w:r>
-      <w:r>
-        <w:t>ectura propuesta busca mantener separadas las responsabilidades de cada parte del sistema.</w:t>
+        <w:t>La arquitectura propuesta busca mantener separadas las responsabilidades de cada parte del sistema.</w:t>
       </w:r>
     </w:p>
     <w:p>
@@ -9275,10 +9029,7 @@
         <w:pStyle w:val="Textoindependiente"/>
       </w:pPr>
       <w:r>
-        <w:t>Node.js y Express manejarán la API, la autenticación, la autorización y la lógica de negoci</w:t>
-      </w:r>
-      <w:r>
-        <w:t>o.</w:t>
+        <w:t>Node.js y Express manejarán la API, la autenticación, la autorización y la lógica de negocio.</w:t>
       </w:r>
     </w:p>
     <w:p>
@@ -9310,10 +9061,7 @@
         <w:pStyle w:val="Textoindependiente"/>
       </w:pPr>
       <w:r>
-        <w:t>Mercado Pago será utilizado para realiza</w:t>
-      </w:r>
-      <w:r>
-        <w:t>r pagos online sin que el sistema tenga que gestionar directamente los datos sensibles de las tarjetas.</w:t>
+        <w:t>Mercado Pago será utilizado para realizar pagos online sin que el sistema tenga que gestionar directamente los datos sensibles de las tarjetas.</w:t>
       </w:r>
     </w:p>
     <w:p>
@@ -9329,10 +9077,7 @@
         <w:pStyle w:val="Textoindependiente"/>
       </w:pPr>
       <w:r>
-        <w:t>El administrador será responsable de mantener los productos, categorías y pedidos mediante e</w:t>
-      </w:r>
-      <w:r>
-        <w:t>l panel administrativo.</w:t>
+        <w:t>El administrador será responsable de mantener los productos, categorías y pedidos mediante el panel administrativo.</w:t>
       </w:r>
     </w:p>
     <w:p>
@@ -9355,14 +9100,7 @@
           <w:b/>
           <w:bCs/>
         </w:rPr>
-        <w:t>las decisiones importa</w:t>
-      </w:r>
-      <w:r>
-        <w:rPr>
-          <w:b/>
-          <w:bCs/>
-        </w:rPr>
-        <w:t>ntes deberán ser tomadas y verificadas por el backend</w:t>
+        <w:t>las decisiones importantes deberán ser tomadas y verificadas por el backend</w:t>
       </w:r>
       <w:r>
         <w:t>. El frontend no será considerado una fuente confiable para precios, totales, permisos, estados de pago ni información crítica.</w:t>
@@ -9373,13 +9111,7 @@
         <w:pStyle w:val="Textoindependiente"/>
       </w:pPr>
       <w:r>
-        <w:t xml:space="preserve">De esta manera, el sistema no solamente estará preparado para funcionar en </w:t>
-      </w:r>
-      <w:r>
-        <w:t>condiciones normales, sino también para responder correctamente ante errores, modificaciones de productos, intentos de acceso no autorizado, pagos rechazados, solicitudes duplicadas y otros problemas que pueden aparecer durante el uso real de la aplicación</w:t>
-      </w:r>
-      <w:r>
-        <w:t>.</w:t>
+        <w:t>De esta manera, el sistema no solamente estará preparado para funcionar en condiciones normales, sino también para responder correctamente ante errores, modificaciones de productos, intentos de acceso no autorizado, pagos rechazados, solicitudes duplicadas y otros problemas que pueden aparecer durante el uso real de la aplicación.</w:t>
       </w:r>
       <w:bookmarkEnd w:id="74"/>
     </w:p>
@@ -11975,7 +11707,7 @@
   <a:extraClrSchemeLst/>
   <a:extLst>
     <a:ext uri="{05A4C25C-085E-4340-85A3-A5531E510DB2}">
-      <thm15:themeFamily xmlns:thm15="http://schemas.microsoft.com/office/thememl/2012/main" xmlns="" name="Office Theme" id="{2E142A2C-CD16-42D6-873A-C26D2A0506FA}" vid="{1BDDFF52-6CD6-40A5-AB3C-68EB2F1E4D0A}"/>
+      <thm15:themeFamily xmlns="" xmlns:thm15="http://schemas.microsoft.com/office/thememl/2012/main" name="Office Theme" id="{2E142A2C-CD16-42D6-873A-C26D2A0506FA}" vid="{1BDDFF52-6CD6-40A5-AB3C-68EB2F1E4D0A}"/>
     </a:ext>
   </a:extLst>
 </a:theme>
